--- a/documents/Mike Wester CL.docx
+++ b/documents/Mike Wester CL.docx
@@ -14,80 +14,61 @@
       </w:r>
       <w:r>
         <w:br/>
-      </w:r>
-      <w:r>
         <w:t>mpwester@gmail.com</w:t>
       </w:r>
       <w:r>
         <w:br/>
-      </w:r>
-      <w:r>
         <w:t>(414) 380 - 3555</w:t>
-      </w:r>
-      <w:r>
-        <w:br/>
-      </w:r>
-      <w:r>
-        <w:t>Monday August 26, 2024</w:t>
       </w:r>
     </w:p>
     <w:p>
       <w:pPr>
         <w:pStyle w:val="NormalWeb"/>
       </w:pPr>
-      <w:r>
-        <w:br/>
-      </w:r>
-      <w:r>
-        <w:t>Altai Systems</w:t>
-      </w:r>
     </w:p>
     <w:p>
       <w:pPr>
         <w:pStyle w:val="NormalWeb"/>
       </w:pPr>
-      <w:r>
-        <w:t xml:space="preserve">I am writing to express my interest in the Software Developer position at </w:t>
-      </w:r>
-      <w:r>
-        <w:t>Altai Systems</w:t>
-      </w:r>
-      <w:r>
-        <w:t>, as advertised. With extensive experience in Angular, TypeScript</w:t>
-      </w:r>
-      <w:r>
-        <w:t xml:space="preserve">, </w:t>
-      </w:r>
-      <w:r>
-        <w:t>C#</w:t>
-      </w:r>
-      <w:r>
-        <w:t xml:space="preserve"> and</w:t>
-      </w:r>
-      <w:r>
-        <w:t xml:space="preserve"> ASP.NET, alongside a proficiency in </w:t>
-      </w:r>
-      <w:r>
-        <w:t xml:space="preserve">supporting characters like Jasmine, Jest, Karma, Azure, </w:t>
-      </w:r>
       <w:proofErr w:type="spellStart"/>
       <w:r>
-        <w:t>Github</w:t>
+        <w:t>FinThrive</w:t>
       </w:r>
       <w:proofErr w:type="spellEnd"/>
-      <w:r>
-        <w:t xml:space="preserve"> Actions, </w:t>
-      </w:r>
-      <w:r>
-        <w:t>I am confident in my ability to contribute effectively to your team.</w:t>
-      </w:r>
     </w:p>
     <w:p>
       <w:pPr>
         <w:pStyle w:val="NormalWeb"/>
       </w:pPr>
       <w:r>
-        <w:t>In my previous roles, I have successfully designed and implemented complex software solutions, always ensuring that the final product meets the highest standards of quality and usability. My experience with Single Sign-On (SSO) to create secure and seamless authentication experiences for users. I am comfortable interacting with both technical and non-technical stakeholders, ensuring that their needs are met with clear communication and tailored solutions.</w:t>
+        <w:t xml:space="preserve">I am writing to express my interest in the Software Developer position at </w:t>
+      </w:r>
+      <w:proofErr w:type="spellStart"/>
+      <w:r>
+        <w:t>FinThrive</w:t>
+      </w:r>
+      <w:proofErr w:type="spellEnd"/>
+      <w:r>
+        <w:t xml:space="preserve">, as advertised. With extensive experience in Angular, TypeScript, C# and ASP.NET, alongside a proficiency in supporting characters like Jasmine, Jest, Karma, Azure, </w:t>
+      </w:r>
+      <w:proofErr w:type="spellStart"/>
+      <w:r>
+        <w:t>Github</w:t>
+      </w:r>
+      <w:proofErr w:type="spellEnd"/>
+      <w:r>
+        <w:t xml:space="preserve"> Actions, I am confident in my ability to contribute effectively to your team.</w:t>
+      </w:r>
+      <w:r>
+        <w:t xml:space="preserve">  Experience with Datadog, Atlassian, Azure </w:t>
+      </w:r>
+      <w:proofErr w:type="spellStart"/>
+      <w:r>
+        <w:t>Devops</w:t>
+      </w:r>
+      <w:proofErr w:type="spellEnd"/>
+      <w:r>
+        <w:t xml:space="preserve"> and Azure Monitor allow for data gathering and insights.</w:t>
       </w:r>
     </w:p>
     <w:p>
@@ -95,13 +76,13 @@
         <w:pStyle w:val="NormalWeb"/>
       </w:pPr>
       <w:r>
-        <w:t xml:space="preserve">What excites me most about this opportunity is the chance to work on innovative projects that make a tangible impact on users' lives. I am passionate about delivering high-quality solutions and providing excellent customer service, and I believe that my skills and enthusiasm align perfectly with the values of </w:t>
-      </w:r>
-      <w:r>
-        <w:t>Altai Systems</w:t>
-      </w:r>
-      <w:r>
-        <w:t>.</w:t>
+        <w:t xml:space="preserve">In my previous roles, I have successfully designed and implemented complex software solutions, always ensuring that the final product meets the highest standards of quality and usability. My experience with </w:t>
+      </w:r>
+      <w:r>
+        <w:t xml:space="preserve">Angular to create and engaging and User Experience while my C# .NET experience allows me to create robust API microservice solution. </w:t>
+      </w:r>
+      <w:r>
+        <w:t xml:space="preserve"> I am comfortable interacting with both technical and non-technical stakeholders, ensuring that their needs are met with clear communication and tailored solutions.</w:t>
       </w:r>
     </w:p>
     <w:p>
@@ -109,11 +90,29 @@
         <w:pStyle w:val="NormalWeb"/>
       </w:pPr>
       <w:r>
+        <w:t xml:space="preserve">What excites me most about this opportunity is the chance to work on innovative projects that make a tangible impact on users' lives. I am passionate about delivering high-quality solutions and providing excellent customer service, and I believe that my skills and enthusiasm align perfectly with the values of </w:t>
+      </w:r>
+      <w:proofErr w:type="spellStart"/>
+      <w:r>
+        <w:t>FinThrive</w:t>
+      </w:r>
+      <w:proofErr w:type="spellEnd"/>
+      <w:r>
+        <w:t>.</w:t>
+      </w:r>
+    </w:p>
+    <w:p>
+      <w:pPr>
+        <w:pStyle w:val="NormalWeb"/>
+      </w:pPr>
+      <w:r>
         <w:t xml:space="preserve">Thank you for considering my application. I am eager to bring my expertise to </w:t>
       </w:r>
-      <w:r>
-        <w:t>Altai Systems</w:t>
-      </w:r>
+      <w:proofErr w:type="spellStart"/>
+      <w:r>
+        <w:t>FinThrive</w:t>
+      </w:r>
+      <w:proofErr w:type="spellEnd"/>
       <w:r>
         <w:t xml:space="preserve"> </w:t>
       </w:r>
@@ -142,6 +141,44 @@
     </w:sectPr>
   </w:body>
 </w:document>
+</file>
+
+<file path=word/endnotes.xml><?xml version="1.0" encoding="utf-8"?>
+<w:endnotes xmlns:wpc="http://schemas.microsoft.com/office/word/2010/wordprocessingCanvas" xmlns:cx="http://schemas.microsoft.com/office/drawing/2014/chartex" xmlns:cx1="http://schemas.microsoft.com/office/drawing/2015/9/8/chartex" xmlns:cx2="http://schemas.microsoft.com/office/drawing/2015/10/21/chartex" xmlns:cx3="http://schemas.microsoft.com/office/drawing/2016/5/9/chartex" xmlns:cx4="http://schemas.microsoft.com/office/drawing/2016/5/10/chartex" xmlns:cx5="http://schemas.microsoft.com/office/drawing/2016/5/11/chartex" xmlns:cx6="http://schemas.microsoft.com/office/drawing/2016/5/12/chartex" xmlns:cx7="http://schemas.microsoft.com/office/drawing/2016/5/13/chartex" xmlns:cx8="http://schemas.microsoft.com/office/drawing/2016/5/14/chartex" xmlns:mc="http://schemas.openxmlformats.org/markup-compatibility/2006" xmlns:aink="http://schemas.microsoft.com/office/drawing/2016/ink" xmlns:am3d="http://schemas.microsoft.com/office/drawing/2017/model3d" xmlns:o="urn:schemas-microsoft-com:office:office" xmlns:oel="http://schemas.microsoft.com/office/2019/extlst" xmlns:r="http://schemas.openxmlformats.org/officeDocument/2006/relationships" xmlns:m="http://schemas.openxmlformats.org/officeDocument/2006/math" xmlns:v="urn:schemas-microsoft-com:vml" xmlns:wp14="http://schemas.microsoft.com/office/word/2010/wordprocessingDrawing" xmlns:wp="http://schemas.openxmlformats.org/drawingml/2006/wordprocessingDrawing" xmlns:w10="urn:schemas-microsoft-com:office:word" xmlns:w="http://schemas.openxmlformats.org/wordprocessingml/2006/main" xmlns:w14="http://schemas.microsoft.com/office/word/2010/wordml" xmlns:w15="http://schemas.microsoft.com/office/word/2012/wordml" xmlns:w16cex="http://schemas.microsoft.com/office/word/2018/wordml/cex" xmlns:w16cid="http://schemas.microsoft.com/office/word/2016/wordml/cid" xmlns:w16="http://schemas.microsoft.com/office/word/2018/wordml" xmlns:w16sdtdh="http://schemas.microsoft.com/office/word/2020/wordml/sdtdatahash" xmlns:w16se="http://schemas.microsoft.com/office/word/2015/wordml/symex" xmlns:wpg="http://schemas.microsoft.com/office/word/2010/wordprocessingGroup" xmlns:wpi="http://schemas.microsoft.com/office/word/2010/wordprocessingInk" xmlns:wne="http://schemas.microsoft.com/office/word/2006/wordml" xmlns:wps="http://schemas.microsoft.com/office/word/2010/wordprocessingShape" mc:Ignorable="w14 w15 w16se w16cid w16 w16cex w16sdtdh wp14">
+  <w:endnote w:type="separator" w:id="-1">
+    <w:p>
+      <w:r>
+        <w:separator/>
+      </w:r>
+    </w:p>
+  </w:endnote>
+  <w:endnote w:type="continuationSeparator" w:id="0">
+    <w:p>
+      <w:r>
+        <w:continuationSeparator/>
+      </w:r>
+    </w:p>
+  </w:endnote>
+</w:endnotes>
+</file>
+
+<file path=word/footnotes.xml><?xml version="1.0" encoding="utf-8"?>
+<w:footnotes xmlns:wpc="http://schemas.microsoft.com/office/word/2010/wordprocessingCanvas" xmlns:cx="http://schemas.microsoft.com/office/drawing/2014/chartex" xmlns:cx1="http://schemas.microsoft.com/office/drawing/2015/9/8/chartex" xmlns:cx2="http://schemas.microsoft.com/office/drawing/2015/10/21/chartex" xmlns:cx3="http://schemas.microsoft.com/office/drawing/2016/5/9/chartex" xmlns:cx4="http://schemas.microsoft.com/office/drawing/2016/5/10/chartex" xmlns:cx5="http://schemas.microsoft.com/office/drawing/2016/5/11/chartex" xmlns:cx6="http://schemas.microsoft.com/office/drawing/2016/5/12/chartex" xmlns:cx7="http://schemas.microsoft.com/office/drawing/2016/5/13/chartex" xmlns:cx8="http://schemas.microsoft.com/office/drawing/2016/5/14/chartex" xmlns:mc="http://schemas.openxmlformats.org/markup-compatibility/2006" xmlns:aink="http://schemas.microsoft.com/office/drawing/2016/ink" xmlns:am3d="http://schemas.microsoft.com/office/drawing/2017/model3d" xmlns:o="urn:schemas-microsoft-com:office:office" xmlns:oel="http://schemas.microsoft.com/office/2019/extlst" xmlns:r="http://schemas.openxmlformats.org/officeDocument/2006/relationships" xmlns:m="http://schemas.openxmlformats.org/officeDocument/2006/math" xmlns:v="urn:schemas-microsoft-com:vml" xmlns:wp14="http://schemas.microsoft.com/office/word/2010/wordprocessingDrawing" xmlns:wp="http://schemas.openxmlformats.org/drawingml/2006/wordprocessingDrawing" xmlns:w10="urn:schemas-microsoft-com:office:word" xmlns:w="http://schemas.openxmlformats.org/wordprocessingml/2006/main" xmlns:w14="http://schemas.microsoft.com/office/word/2010/wordml" xmlns:w15="http://schemas.microsoft.com/office/word/2012/wordml" xmlns:w16cex="http://schemas.microsoft.com/office/word/2018/wordml/cex" xmlns:w16cid="http://schemas.microsoft.com/office/word/2016/wordml/cid" xmlns:w16="http://schemas.microsoft.com/office/word/2018/wordml" xmlns:w16sdtdh="http://schemas.microsoft.com/office/word/2020/wordml/sdtdatahash" xmlns:w16se="http://schemas.microsoft.com/office/word/2015/wordml/symex" xmlns:wpg="http://schemas.microsoft.com/office/word/2010/wordprocessingGroup" xmlns:wpi="http://schemas.microsoft.com/office/word/2010/wordprocessingInk" xmlns:wne="http://schemas.microsoft.com/office/word/2006/wordml" xmlns:wps="http://schemas.microsoft.com/office/word/2010/wordprocessingShape" mc:Ignorable="w14 w15 w16se w16cid w16 w16cex w16sdtdh wp14">
+  <w:footnote w:type="separator" w:id="-1">
+    <w:p>
+      <w:r>
+        <w:separator/>
+      </w:r>
+    </w:p>
+  </w:footnote>
+  <w:footnote w:type="continuationSeparator" w:id="0">
+    <w:p>
+      <w:r>
+        <w:continuationSeparator/>
+      </w:r>
+    </w:p>
+  </w:footnote>
+</w:footnotes>
 </file>
 
 <file path=word/styles.xml><?xml version="1.0" encoding="utf-8"?>
@@ -595,6 +632,42 @@
       <w:bCs/>
     </w:rPr>
   </w:style>
+  <w:style w:type="paragraph" w:styleId="FootnoteText">
+    <w:name w:val="footnote text"/>
+    <w:basedOn w:val="Normal"/>
+    <w:link w:val="FootnoteTextChar"/>
+    <w:uiPriority w:val="99"/>
+    <w:semiHidden/>
+    <w:unhideWhenUsed/>
+    <w:rsid w:val="0073098E"/>
+    <w:rPr>
+      <w:sz w:val="20"/>
+      <w:szCs w:val="20"/>
+    </w:rPr>
+  </w:style>
+  <w:style w:type="character" w:customStyle="1" w:styleId="FootnoteTextChar">
+    <w:name w:val="Footnote Text Char"/>
+    <w:basedOn w:val="DefaultParagraphFont"/>
+    <w:link w:val="FootnoteText"/>
+    <w:uiPriority w:val="99"/>
+    <w:semiHidden/>
+    <w:rsid w:val="0073098E"/>
+    <w:rPr>
+      <w:sz w:val="20"/>
+      <w:szCs w:val="20"/>
+    </w:rPr>
+  </w:style>
+  <w:style w:type="character" w:styleId="FootnoteReference">
+    <w:name w:val="footnote reference"/>
+    <w:basedOn w:val="DefaultParagraphFont"/>
+    <w:uiPriority w:val="99"/>
+    <w:semiHidden/>
+    <w:unhideWhenUsed/>
+    <w:rsid w:val="0073098E"/>
+    <w:rPr>
+      <w:vertAlign w:val="superscript"/>
+    </w:rPr>
+  </w:style>
 </w:styles>
 </file>
 

--- a/documents/Mike Wester CL.docx
+++ b/documents/Mike Wester CL.docx
@@ -29,12 +29,20 @@
     <w:p>
       <w:pPr>
         <w:pStyle w:val="NormalWeb"/>
+        <w:rPr>
+          <w:rFonts w:ascii="Arial" w:hAnsi="Arial" w:cs="Arial"/>
+          <w:color w:val="222222"/>
+          <w:shd w:val="clear" w:color="auto" w:fill="FFFFFF"/>
+        </w:rPr>
       </w:pPr>
-      <w:proofErr w:type="spellStart"/>
-      <w:r>
-        <w:t>FinThrive</w:t>
-      </w:r>
-      <w:proofErr w:type="spellEnd"/>
+      <w:r>
+        <w:rPr>
+          <w:rFonts w:ascii="Arial" w:hAnsi="Arial" w:cs="Arial"/>
+          <w:color w:val="222222"/>
+          <w:shd w:val="clear" w:color="auto" w:fill="FFFFFF"/>
+        </w:rPr>
+        <w:t>OEC</w:t>
+      </w:r>
     </w:p>
     <w:p>
       <w:pPr>
@@ -43,11 +51,14 @@
       <w:r>
         <w:t xml:space="preserve">I am writing to express my interest in the Software Developer position at </w:t>
       </w:r>
-      <w:proofErr w:type="spellStart"/>
-      <w:r>
-        <w:t>FinThrive</w:t>
-      </w:r>
-      <w:proofErr w:type="spellEnd"/>
+      <w:r>
+        <w:rPr>
+          <w:rFonts w:ascii="Arial" w:hAnsi="Arial" w:cs="Arial"/>
+          <w:color w:val="222222"/>
+          <w:shd w:val="clear" w:color="auto" w:fill="FFFFFF"/>
+        </w:rPr>
+        <w:t>OEC</w:t>
+      </w:r>
       <w:r>
         <w:t xml:space="preserve">, as advertised. With extensive experience in Angular, TypeScript, C# and ASP.NET, alongside a proficiency in supporting characters like Jasmine, Jest, Karma, Azure, </w:t>
       </w:r>
@@ -92,11 +103,14 @@
       <w:r>
         <w:t xml:space="preserve">What excites me most about this opportunity is the chance to work on innovative projects that make a tangible impact on users' lives. I am passionate about delivering high-quality solutions and providing excellent customer service, and I believe that my skills and enthusiasm align perfectly with the values of </w:t>
       </w:r>
-      <w:proofErr w:type="spellStart"/>
-      <w:r>
-        <w:t>FinThrive</w:t>
-      </w:r>
-      <w:proofErr w:type="spellEnd"/>
+      <w:r>
+        <w:rPr>
+          <w:rFonts w:ascii="Arial" w:hAnsi="Arial" w:cs="Arial"/>
+          <w:color w:val="222222"/>
+          <w:shd w:val="clear" w:color="auto" w:fill="FFFFFF"/>
+        </w:rPr>
+        <w:t>OEC</w:t>
+      </w:r>
       <w:r>
         <w:t>.</w:t>
       </w:r>
@@ -108,11 +122,14 @@
       <w:r>
         <w:t xml:space="preserve">Thank you for considering my application. I am eager to bring my expertise to </w:t>
       </w:r>
-      <w:proofErr w:type="spellStart"/>
-      <w:r>
-        <w:t>FinThrive</w:t>
-      </w:r>
-      <w:proofErr w:type="spellEnd"/>
+      <w:r>
+        <w:rPr>
+          <w:rFonts w:ascii="Arial" w:hAnsi="Arial" w:cs="Arial"/>
+          <w:color w:val="222222"/>
+          <w:shd w:val="clear" w:color="auto" w:fill="FFFFFF"/>
+        </w:rPr>
+        <w:t>OEC</w:t>
+      </w:r>
       <w:r>
         <w:t xml:space="preserve"> </w:t>
       </w:r>

--- a/documents/Mike Wester CL.docx
+++ b/documents/Mike Wester CL.docx
@@ -20,28 +20,22 @@
         <w:br/>
         <w:t>(414) 380 - 3555</w:t>
       </w:r>
+      <w:r>
+        <w:br/>
+      </w:r>
+      <w:r>
+        <w:t>Friday, February 13, 2026</w:t>
+      </w:r>
     </w:p>
     <w:p>
       <w:pPr>
         <w:pStyle w:val="NormalWeb"/>
       </w:pPr>
-    </w:p>
-    <w:p>
-      <w:pPr>
-        <w:pStyle w:val="NormalWeb"/>
-        <w:rPr>
-          <w:rFonts w:ascii="Arial" w:hAnsi="Arial" w:cs="Arial"/>
-          <w:color w:val="222222"/>
-          <w:shd w:val="clear" w:color="auto" w:fill="FFFFFF"/>
-        </w:rPr>
-      </w:pPr>
-      <w:r>
-        <w:rPr>
-          <w:rFonts w:ascii="Arial" w:hAnsi="Arial" w:cs="Arial"/>
-          <w:color w:val="222222"/>
-          <w:shd w:val="clear" w:color="auto" w:fill="FFFFFF"/>
-        </w:rPr>
-        <w:t>OEC</w:t>
+      <w:r>
+        <w:br/>
+      </w:r>
+      <w:r>
+        <w:t>&lt;REPLACE WITH COMPANY NAME&gt;</w:t>
       </w:r>
     </w:p>
     <w:p>
@@ -49,15 +43,16 @@
         <w:pStyle w:val="NormalWeb"/>
       </w:pPr>
       <w:r>
-        <w:t xml:space="preserve">I am writing to express my interest in the Software Developer position at </w:t>
-      </w:r>
-      <w:r>
-        <w:rPr>
-          <w:rFonts w:ascii="Arial" w:hAnsi="Arial" w:cs="Arial"/>
-          <w:color w:val="222222"/>
-          <w:shd w:val="clear" w:color="auto" w:fill="FFFFFF"/>
-        </w:rPr>
-        <w:t>OEC</w:t>
+        <w:t xml:space="preserve">I am writing to express my interest in the </w:t>
+      </w:r>
+      <w:r>
+        <w:t xml:space="preserve">&lt;REPLACE WITH POSITION&gt; </w:t>
+      </w:r>
+      <w:r>
+        <w:t xml:space="preserve">position at </w:t>
+      </w:r>
+      <w:r>
+        <w:t>&lt;REPLACE WITH COMPANY NAME&gt;</w:t>
       </w:r>
       <w:r>
         <w:t xml:space="preserve">, as advertised. With extensive experience in Angular, TypeScript, C# and ASP.NET, alongside a proficiency in supporting characters like Jasmine, Jest, Karma, Azure, </w:t>
@@ -69,17 +64,6 @@
       <w:proofErr w:type="spellEnd"/>
       <w:r>
         <w:t xml:space="preserve"> Actions, I am confident in my ability to contribute effectively to your team.</w:t>
-      </w:r>
-      <w:r>
-        <w:t xml:space="preserve">  Experience with Datadog, Atlassian, Azure </w:t>
-      </w:r>
-      <w:proofErr w:type="spellStart"/>
-      <w:r>
-        <w:t>Devops</w:t>
-      </w:r>
-      <w:proofErr w:type="spellEnd"/>
-      <w:r>
-        <w:t xml:space="preserve"> and Azure Monitor allow for data gathering and insights.</w:t>
       </w:r>
     </w:p>
     <w:p>
@@ -87,13 +71,7 @@
         <w:pStyle w:val="NormalWeb"/>
       </w:pPr>
       <w:r>
-        <w:t xml:space="preserve">In my previous roles, I have successfully designed and implemented complex software solutions, always ensuring that the final product meets the highest standards of quality and usability. My experience with </w:t>
-      </w:r>
-      <w:r>
-        <w:t xml:space="preserve">Angular to create and engaging and User Experience while my C# .NET experience allows me to create robust API microservice solution. </w:t>
-      </w:r>
-      <w:r>
-        <w:t xml:space="preserve"> I am comfortable interacting with both technical and non-technical stakeholders, ensuring that their needs are met with clear communication and tailored solutions.</w:t>
+        <w:t>In my previous roles, I have successfully designed and implemented complex software solutions, always ensuring that the final product meets the highest standards of quality and usability. My experience with Single Sign-On (SSO) to create secure and seamless authentication experiences for users. I am comfortable interacting with both technical and non-technical stakeholders, ensuring that their needs are met with clear communication and tailored solutions.</w:t>
       </w:r>
     </w:p>
     <w:p>
@@ -104,12 +82,7 @@
         <w:t xml:space="preserve">What excites me most about this opportunity is the chance to work on innovative projects that make a tangible impact on users' lives. I am passionate about delivering high-quality solutions and providing excellent customer service, and I believe that my skills and enthusiasm align perfectly with the values of </w:t>
       </w:r>
       <w:r>
-        <w:rPr>
-          <w:rFonts w:ascii="Arial" w:hAnsi="Arial" w:cs="Arial"/>
-          <w:color w:val="222222"/>
-          <w:shd w:val="clear" w:color="auto" w:fill="FFFFFF"/>
-        </w:rPr>
-        <w:t>OEC</w:t>
+        <w:t>&lt;REPLACE WITH COMPANY NAME&gt;</w:t>
       </w:r>
       <w:r>
         <w:t>.</w:t>
@@ -123,18 +96,10 @@
         <w:t xml:space="preserve">Thank you for considering my application. I am eager to bring my expertise to </w:t>
       </w:r>
       <w:r>
-        <w:rPr>
-          <w:rFonts w:ascii="Arial" w:hAnsi="Arial" w:cs="Arial"/>
-          <w:color w:val="222222"/>
-          <w:shd w:val="clear" w:color="auto" w:fill="FFFFFF"/>
-        </w:rPr>
-        <w:t>OEC</w:t>
-      </w:r>
-      <w:r>
-        <w:t xml:space="preserve"> </w:t>
-      </w:r>
-      <w:r>
-        <w:t>and contribute to your continued success. I would welcome the opportunity to discuss how my background and skills could be a perfect fit for your team.</w:t>
+        <w:t>&lt;REPLACE WITH COMPANY NAME&gt;</w:t>
+      </w:r>
+      <w:r>
+        <w:t xml:space="preserve"> and contribute to your continued success. I would welcome the opportunity to discuss how my background and skills could be a perfect fit for your team.</w:t>
       </w:r>
     </w:p>
     <w:p>
@@ -158,44 +123,6 @@
     </w:sectPr>
   </w:body>
 </w:document>
-</file>
-
-<file path=word/endnotes.xml><?xml version="1.0" encoding="utf-8"?>
-<w:endnotes xmlns:wpc="http://schemas.microsoft.com/office/word/2010/wordprocessingCanvas" xmlns:cx="http://schemas.microsoft.com/office/drawing/2014/chartex" xmlns:cx1="http://schemas.microsoft.com/office/drawing/2015/9/8/chartex" xmlns:cx2="http://schemas.microsoft.com/office/drawing/2015/10/21/chartex" xmlns:cx3="http://schemas.microsoft.com/office/drawing/2016/5/9/chartex" xmlns:cx4="http://schemas.microsoft.com/office/drawing/2016/5/10/chartex" xmlns:cx5="http://schemas.microsoft.com/office/drawing/2016/5/11/chartex" xmlns:cx6="http://schemas.microsoft.com/office/drawing/2016/5/12/chartex" xmlns:cx7="http://schemas.microsoft.com/office/drawing/2016/5/13/chartex" xmlns:cx8="http://schemas.microsoft.com/office/drawing/2016/5/14/chartex" xmlns:mc="http://schemas.openxmlformats.org/markup-compatibility/2006" xmlns:aink="http://schemas.microsoft.com/office/drawing/2016/ink" xmlns:am3d="http://schemas.microsoft.com/office/drawing/2017/model3d" xmlns:o="urn:schemas-microsoft-com:office:office" xmlns:oel="http://schemas.microsoft.com/office/2019/extlst" xmlns:r="http://schemas.openxmlformats.org/officeDocument/2006/relationships" xmlns:m="http://schemas.openxmlformats.org/officeDocument/2006/math" xmlns:v="urn:schemas-microsoft-com:vml" xmlns:wp14="http://schemas.microsoft.com/office/word/2010/wordprocessingDrawing" xmlns:wp="http://schemas.openxmlformats.org/drawingml/2006/wordprocessingDrawing" xmlns:w10="urn:schemas-microsoft-com:office:word" xmlns:w="http://schemas.openxmlformats.org/wordprocessingml/2006/main" xmlns:w14="http://schemas.microsoft.com/office/word/2010/wordml" xmlns:w15="http://schemas.microsoft.com/office/word/2012/wordml" xmlns:w16cex="http://schemas.microsoft.com/office/word/2018/wordml/cex" xmlns:w16cid="http://schemas.microsoft.com/office/word/2016/wordml/cid" xmlns:w16="http://schemas.microsoft.com/office/word/2018/wordml" xmlns:w16sdtdh="http://schemas.microsoft.com/office/word/2020/wordml/sdtdatahash" xmlns:w16se="http://schemas.microsoft.com/office/word/2015/wordml/symex" xmlns:wpg="http://schemas.microsoft.com/office/word/2010/wordprocessingGroup" xmlns:wpi="http://schemas.microsoft.com/office/word/2010/wordprocessingInk" xmlns:wne="http://schemas.microsoft.com/office/word/2006/wordml" xmlns:wps="http://schemas.microsoft.com/office/word/2010/wordprocessingShape" mc:Ignorable="w14 w15 w16se w16cid w16 w16cex w16sdtdh wp14">
-  <w:endnote w:type="separator" w:id="-1">
-    <w:p>
-      <w:r>
-        <w:separator/>
-      </w:r>
-    </w:p>
-  </w:endnote>
-  <w:endnote w:type="continuationSeparator" w:id="0">
-    <w:p>
-      <w:r>
-        <w:continuationSeparator/>
-      </w:r>
-    </w:p>
-  </w:endnote>
-</w:endnotes>
-</file>
-
-<file path=word/footnotes.xml><?xml version="1.0" encoding="utf-8"?>
-<w:footnotes xmlns:wpc="http://schemas.microsoft.com/office/word/2010/wordprocessingCanvas" xmlns:cx="http://schemas.microsoft.com/office/drawing/2014/chartex" xmlns:cx1="http://schemas.microsoft.com/office/drawing/2015/9/8/chartex" xmlns:cx2="http://schemas.microsoft.com/office/drawing/2015/10/21/chartex" xmlns:cx3="http://schemas.microsoft.com/office/drawing/2016/5/9/chartex" xmlns:cx4="http://schemas.microsoft.com/office/drawing/2016/5/10/chartex" xmlns:cx5="http://schemas.microsoft.com/office/drawing/2016/5/11/chartex" xmlns:cx6="http://schemas.microsoft.com/office/drawing/2016/5/12/chartex" xmlns:cx7="http://schemas.microsoft.com/office/drawing/2016/5/13/chartex" xmlns:cx8="http://schemas.microsoft.com/office/drawing/2016/5/14/chartex" xmlns:mc="http://schemas.openxmlformats.org/markup-compatibility/2006" xmlns:aink="http://schemas.microsoft.com/office/drawing/2016/ink" xmlns:am3d="http://schemas.microsoft.com/office/drawing/2017/model3d" xmlns:o="urn:schemas-microsoft-com:office:office" xmlns:oel="http://schemas.microsoft.com/office/2019/extlst" xmlns:r="http://schemas.openxmlformats.org/officeDocument/2006/relationships" xmlns:m="http://schemas.openxmlformats.org/officeDocument/2006/math" xmlns:v="urn:schemas-microsoft-com:vml" xmlns:wp14="http://schemas.microsoft.com/office/word/2010/wordprocessingDrawing" xmlns:wp="http://schemas.openxmlformats.org/drawingml/2006/wordprocessingDrawing" xmlns:w10="urn:schemas-microsoft-com:office:word" xmlns:w="http://schemas.openxmlformats.org/wordprocessingml/2006/main" xmlns:w14="http://schemas.microsoft.com/office/word/2010/wordml" xmlns:w15="http://schemas.microsoft.com/office/word/2012/wordml" xmlns:w16cex="http://schemas.microsoft.com/office/word/2018/wordml/cex" xmlns:w16cid="http://schemas.microsoft.com/office/word/2016/wordml/cid" xmlns:w16="http://schemas.microsoft.com/office/word/2018/wordml" xmlns:w16sdtdh="http://schemas.microsoft.com/office/word/2020/wordml/sdtdatahash" xmlns:w16se="http://schemas.microsoft.com/office/word/2015/wordml/symex" xmlns:wpg="http://schemas.microsoft.com/office/word/2010/wordprocessingGroup" xmlns:wpi="http://schemas.microsoft.com/office/word/2010/wordprocessingInk" xmlns:wne="http://schemas.microsoft.com/office/word/2006/wordml" xmlns:wps="http://schemas.microsoft.com/office/word/2010/wordprocessingShape" mc:Ignorable="w14 w15 w16se w16cid w16 w16cex w16sdtdh wp14">
-  <w:footnote w:type="separator" w:id="-1">
-    <w:p>
-      <w:r>
-        <w:separator/>
-      </w:r>
-    </w:p>
-  </w:footnote>
-  <w:footnote w:type="continuationSeparator" w:id="0">
-    <w:p>
-      <w:r>
-        <w:continuationSeparator/>
-      </w:r>
-    </w:p>
-  </w:footnote>
-</w:footnotes>
 </file>
 
 <file path=word/styles.xml><?xml version="1.0" encoding="utf-8"?>
@@ -649,42 +576,6 @@
       <w:bCs/>
     </w:rPr>
   </w:style>
-  <w:style w:type="paragraph" w:styleId="FootnoteText">
-    <w:name w:val="footnote text"/>
-    <w:basedOn w:val="Normal"/>
-    <w:link w:val="FootnoteTextChar"/>
-    <w:uiPriority w:val="99"/>
-    <w:semiHidden/>
-    <w:unhideWhenUsed/>
-    <w:rsid w:val="0073098E"/>
-    <w:rPr>
-      <w:sz w:val="20"/>
-      <w:szCs w:val="20"/>
-    </w:rPr>
-  </w:style>
-  <w:style w:type="character" w:customStyle="1" w:styleId="FootnoteTextChar">
-    <w:name w:val="Footnote Text Char"/>
-    <w:basedOn w:val="DefaultParagraphFont"/>
-    <w:link w:val="FootnoteText"/>
-    <w:uiPriority w:val="99"/>
-    <w:semiHidden/>
-    <w:rsid w:val="0073098E"/>
-    <w:rPr>
-      <w:sz w:val="20"/>
-      <w:szCs w:val="20"/>
-    </w:rPr>
-  </w:style>
-  <w:style w:type="character" w:styleId="FootnoteReference">
-    <w:name w:val="footnote reference"/>
-    <w:basedOn w:val="DefaultParagraphFont"/>
-    <w:uiPriority w:val="99"/>
-    <w:semiHidden/>
-    <w:unhideWhenUsed/>
-    <w:rsid w:val="0073098E"/>
-    <w:rPr>
-      <w:vertAlign w:val="superscript"/>
-    </w:rPr>
-  </w:style>
 </w:styles>
 </file>
 

--- a/documents/Mike Wester CL.docx
+++ b/documents/Mike Wester CL.docx
@@ -7,24 +7,87 @@
         <w:pStyle w:val="NormalWeb"/>
       </w:pPr>
       <w:r>
-        <w:rPr>
-          <w:rStyle w:val="Strong"/>
-        </w:rPr>
-        <w:t>Mike Wester</w:t>
+        <w:t>Michael Wester</w:t>
       </w:r>
       <w:r>
         <w:br/>
-        <w:t>mpwester@gmail.com</w:t>
+      </w:r>
+      <w:r>
+        <w:t>(414) 380-3555</w:t>
       </w:r>
       <w:r>
         <w:br/>
-        <w:t>(414) 380 - 3555</w:t>
-      </w:r>
+      </w:r>
+      <w:hyperlink r:id="rId4" w:history="1">
+        <w:r>
+          <w:rPr>
+            <w:rStyle w:val="Hyperlink"/>
+          </w:rPr>
+          <w:t>mpw</w:t>
+        </w:r>
+        <w:r>
+          <w:rPr>
+            <w:rStyle w:val="Hyperlink"/>
+          </w:rPr>
+          <w:t>ester@gmail.com</w:t>
+        </w:r>
+      </w:hyperlink>
       <w:r>
         <w:br/>
       </w:r>
-      <w:r>
-        <w:t>Friday, February 13, 2026</w:t>
+      <w:hyperlink r:id="rId5" w:history="1">
+        <w:r>
+          <w:rPr>
+            <w:rStyle w:val="Hyperlink"/>
+          </w:rPr>
+          <w:t>L</w:t>
+        </w:r>
+        <w:r>
+          <w:rPr>
+            <w:rStyle w:val="Hyperlink"/>
+          </w:rPr>
+          <w:t>inked</w:t>
+        </w:r>
+        <w:r>
+          <w:rPr>
+            <w:rStyle w:val="Hyperlink"/>
+          </w:rPr>
+          <w:t>In</w:t>
+        </w:r>
+        <w:r>
+          <w:rPr>
+            <w:rStyle w:val="Hyperlink"/>
+          </w:rPr>
+          <w:t>.com/in/</w:t>
+        </w:r>
+        <w:r>
+          <w:rPr>
+            <w:rStyle w:val="Hyperlink"/>
+          </w:rPr>
+          <w:t>W</w:t>
+        </w:r>
+        <w:r>
+          <w:rPr>
+            <w:rStyle w:val="Hyperlink"/>
+          </w:rPr>
+          <w:t>ester-</w:t>
+        </w:r>
+        <w:r>
+          <w:rPr>
+            <w:rStyle w:val="Hyperlink"/>
+          </w:rPr>
+          <w:t>M</w:t>
+        </w:r>
+        <w:r>
+          <w:rPr>
+            <w:rStyle w:val="Hyperlink"/>
+          </w:rPr>
+          <w:t>ichael/</w:t>
+        </w:r>
+      </w:hyperlink>
+      <w:r>
+        <w:br/>
+        <w:t>[Date]</w:t>
       </w:r>
     </w:p>
     <w:p>
@@ -32,10 +95,11 @@
         <w:pStyle w:val="NormalWeb"/>
       </w:pPr>
       <w:r>
+        <w:t>Hiring Manager</w:t>
+      </w:r>
+      <w:r>
         <w:br/>
-      </w:r>
-      <w:r>
-        <w:t>&lt;REPLACE WITH COMPANY NAME&gt;</w:t>
+        <w:t>[Company Name]</w:t>
       </w:r>
     </w:p>
     <w:p>
@@ -43,27 +107,7 @@
         <w:pStyle w:val="NormalWeb"/>
       </w:pPr>
       <w:r>
-        <w:t xml:space="preserve">I am writing to express my interest in the </w:t>
-      </w:r>
-      <w:r>
-        <w:t xml:space="preserve">&lt;REPLACE WITH POSITION&gt; </w:t>
-      </w:r>
-      <w:r>
-        <w:t xml:space="preserve">position at </w:t>
-      </w:r>
-      <w:r>
-        <w:t>&lt;REPLACE WITH COMPANY NAME&gt;</w:t>
-      </w:r>
-      <w:r>
-        <w:t xml:space="preserve">, as advertised. With extensive experience in Angular, TypeScript, C# and ASP.NET, alongside a proficiency in supporting characters like Jasmine, Jest, Karma, Azure, </w:t>
-      </w:r>
-      <w:proofErr w:type="spellStart"/>
-      <w:r>
-        <w:t>Github</w:t>
-      </w:r>
-      <w:proofErr w:type="spellEnd"/>
-      <w:r>
-        <w:t xml:space="preserve"> Actions, I am confident in my ability to contribute effectively to your team.</w:t>
+        <w:t>Dear Hiring Manager,</w:t>
       </w:r>
     </w:p>
     <w:p>
@@ -71,7 +115,7 @@
         <w:pStyle w:val="NormalWeb"/>
       </w:pPr>
       <w:r>
-        <w:t>In my previous roles, I have successfully designed and implemented complex software solutions, always ensuring that the final product meets the highest standards of quality and usability. My experience with Single Sign-On (SSO) to create secure and seamless authentication experiences for users. I am comfortable interacting with both technical and non-technical stakeholders, ensuring that their needs are met with clear communication and tailored solutions.</w:t>
+        <w:t>I am writing to express my interest in opportunities with your organization. With experience in software development, web application design, and delivering scalable business solutions, I am confident in my ability to contribute effectively to your team.</w:t>
       </w:r>
     </w:p>
     <w:p>
@@ -79,13 +123,7 @@
         <w:pStyle w:val="NormalWeb"/>
       </w:pPr>
       <w:r>
-        <w:t xml:space="preserve">What excites me most about this opportunity is the chance to work on innovative projects that make a tangible impact on users' lives. I am passionate about delivering high-quality solutions and providing excellent customer service, and I believe that my skills and enthusiasm align perfectly with the values of </w:t>
-      </w:r>
-      <w:r>
-        <w:t>&lt;REPLACE WITH COMPANY NAME&gt;</w:t>
-      </w:r>
-      <w:r>
-        <w:t>.</w:t>
+        <w:t>My background includes developing and maintaining applications using technologies such as C#, ASP.NET, Angular, TypeScript, and SQL Server. I also have experience working with Microsoft Power Platform tools, including Power Apps and Power Automate, to streamline business processes and improve operational efficiency. In addition, I have worked with authentication and security solutions such as Azure B2C and Single Sign-On implementations.</w:t>
       </w:r>
     </w:p>
     <w:p>
@@ -93,13 +131,7 @@
         <w:pStyle w:val="NormalWeb"/>
       </w:pPr>
       <w:r>
-        <w:t xml:space="preserve">Thank you for considering my application. I am eager to bring my expertise to </w:t>
-      </w:r>
-      <w:r>
-        <w:t>&lt;REPLACE WITH COMPANY NAME&gt;</w:t>
-      </w:r>
-      <w:r>
-        <w:t xml:space="preserve"> and contribute to your continued success. I would welcome the opportunity to discuss how my background and skills could be a perfect fit for your team.</w:t>
+        <w:t>Throughout my career, I have focused on building reliable, user-friendly applications while collaborating closely with cross-functional teams and stakeholders. I take pride in writing clean, maintainable code, solving complex technical problems, and delivering high-quality solutions that meet both business and customer needs.</w:t>
       </w:r>
     </w:p>
     <w:p>
@@ -107,14 +139,32 @@
         <w:pStyle w:val="NormalWeb"/>
       </w:pPr>
       <w:r>
-        <w:t>Sincerely,</w:t>
+        <w:t>Beyond technical skills, I bring strong communication abilities, adaptability, and a commitment to continuous learning. I enjoy working in collaborative environments where innovation, teamwork, and professional growth are encouraged.</w:t>
       </w:r>
     </w:p>
     <w:p>
+      <w:pPr>
+        <w:pStyle w:val="NormalWeb"/>
+      </w:pPr>
+      <w:r>
+        <w:t>I would welcome the opportunity to discuss how my experience and skills align with your team’s needs. Thank you for your time and consideration. I look forward to hearing from you.</w:t>
+      </w:r>
+    </w:p>
+    <w:p>
+      <w:pPr>
+        <w:pStyle w:val="NormalWeb"/>
+      </w:pPr>
+      <w:r>
+        <w:t>Sincerely,</w:t>
+      </w:r>
+      <w:r>
+        <w:br/>
+      </w:r>
       <w:r>
         <w:t>Michael Wester</w:t>
       </w:r>
     </w:p>
+    <w:p/>
     <w:sectPr>
       <w:pgSz w:w="12240" w:h="15840"/>
       <w:pgMar w:top="1440" w:right="1440" w:bottom="1440" w:left="1440" w:header="720" w:footer="720" w:gutter="0"/>
@@ -576,6 +626,29 @@
       <w:bCs/>
     </w:rPr>
   </w:style>
+  <w:style w:type="character" w:styleId="Hyperlink">
+    <w:name w:val="Hyperlink"/>
+    <w:basedOn w:val="DefaultParagraphFont"/>
+    <w:uiPriority w:val="99"/>
+    <w:unhideWhenUsed/>
+    <w:rsid w:val="00C006C2"/>
+    <w:rPr>
+      <w:color w:val="0563C1" w:themeColor="hyperlink"/>
+      <w:u w:val="single"/>
+    </w:rPr>
+  </w:style>
+  <w:style w:type="character" w:styleId="UnresolvedMention">
+    <w:name w:val="Unresolved Mention"/>
+    <w:basedOn w:val="DefaultParagraphFont"/>
+    <w:uiPriority w:val="99"/>
+    <w:semiHidden/>
+    <w:unhideWhenUsed/>
+    <w:rsid w:val="00C006C2"/>
+    <w:rPr>
+      <w:color w:val="605E5C"/>
+      <w:shd w:val="clear" w:color="auto" w:fill="E1DFDD"/>
+    </w:rPr>
+  </w:style>
 </w:styles>
 </file>
 

--- a/documents/Mike Wester CL.docx
+++ b/documents/Mike Wester CL.docx
@@ -5,20 +5,24 @@
     <w:p>
       <w:pPr>
         <w:pStyle w:val="NormalWeb"/>
+        <w:spacing w:before="0" w:beforeAutospacing="0"/>
+        <w:rPr>
+          <w:rStyle w:val="Hyperlink"/>
+          <w:color w:val="auto"/>
+          <w:u w:val="none"/>
+        </w:rPr>
       </w:pPr>
       <w:r>
         <w:t>Michael Wester</w:t>
       </w:r>
       <w:r>
         <w:br/>
-      </w:r>
-      <w:r>
         <w:t>(414) 380-3555</w:t>
       </w:r>
       <w:r>
         <w:br/>
       </w:r>
-      <w:hyperlink r:id="rId4" w:history="1">
+      <w:hyperlink r:id="rId5" w:history="1">
         <w:r>
           <w:rPr>
             <w:rStyle w:val="Hyperlink"/>
@@ -35,7 +39,7 @@
       <w:r>
         <w:br/>
       </w:r>
-      <w:hyperlink r:id="rId5" w:history="1">
+      <w:hyperlink r:id="rId6" w:history="1">
         <w:r>
           <w:rPr>
             <w:rStyle w:val="Hyperlink"/>
@@ -46,19 +50,45 @@
           <w:rPr>
             <w:rStyle w:val="Hyperlink"/>
           </w:rPr>
-          <w:t>inked</w:t>
-        </w:r>
-        <w:r>
-          <w:rPr>
-            <w:rStyle w:val="Hyperlink"/>
-          </w:rPr>
-          <w:t>In</w:t>
-        </w:r>
-        <w:r>
-          <w:rPr>
-            <w:rStyle w:val="Hyperlink"/>
-          </w:rPr>
-          <w:t>.com/in/</w:t>
+          <w:t>i</w:t>
+        </w:r>
+        <w:r>
+          <w:rPr>
+            <w:rStyle w:val="Hyperlink"/>
+          </w:rPr>
+          <w:t>nkedIn.co</w:t>
+        </w:r>
+        <w:r>
+          <w:rPr>
+            <w:rStyle w:val="Hyperlink"/>
+          </w:rPr>
+          <w:t>m</w:t>
+        </w:r>
+        <w:r>
+          <w:rPr>
+            <w:rStyle w:val="Hyperlink"/>
+          </w:rPr>
+          <w:t>/in/Wester-Michael/</w:t>
+        </w:r>
+      </w:hyperlink>
+      <w:r>
+        <w:rPr>
+          <w:rStyle w:val="Hyperlink"/>
+        </w:rPr>
+        <w:br/>
+      </w:r>
+      <w:hyperlink r:id="rId7" w:history="1">
+        <w:r>
+          <w:rPr>
+            <w:rStyle w:val="Hyperlink"/>
+          </w:rPr>
+          <w:t>M</w:t>
+        </w:r>
+        <w:r>
+          <w:rPr>
+            <w:rStyle w:val="Hyperlink"/>
+          </w:rPr>
+          <w:t>ike-</w:t>
         </w:r>
         <w:r>
           <w:rPr>
@@ -70,24 +100,46 @@
           <w:rPr>
             <w:rStyle w:val="Hyperlink"/>
           </w:rPr>
-          <w:t>ester-</w:t>
-        </w:r>
-        <w:r>
-          <w:rPr>
-            <w:rStyle w:val="Hyperlink"/>
-          </w:rPr>
-          <w:t>M</w:t>
-        </w:r>
-        <w:r>
-          <w:rPr>
-            <w:rStyle w:val="Hyperlink"/>
-          </w:rPr>
-          <w:t>ichael/</w:t>
+          <w:t>ester.github.io/</w:t>
         </w:r>
       </w:hyperlink>
       <w:r>
+        <w:rPr>
+          <w:rStyle w:val="Hyperlink"/>
+          <w:color w:val="auto"/>
+          <w:u w:val="none"/>
+        </w:rPr>
         <w:br/>
-        <w:t>[Date]</w:t>
+      </w:r>
+      <w:hyperlink r:id="rId8" w:history="1">
+        <w:r>
+          <w:rPr>
+            <w:rStyle w:val="Hyperlink"/>
+          </w:rPr>
+          <w:t>C</w:t>
+        </w:r>
+        <w:r>
+          <w:rPr>
+            <w:rStyle w:val="Hyperlink"/>
+          </w:rPr>
+          <w:t>odewars.com/users/</w:t>
+        </w:r>
+        <w:proofErr w:type="spellStart"/>
+        <w:r>
+          <w:rPr>
+            <w:rStyle w:val="Hyperlink"/>
+          </w:rPr>
+          <w:t>mpwester</w:t>
+        </w:r>
+        <w:proofErr w:type="spellEnd"/>
+      </w:hyperlink>
+      <w:r>
+        <w:rPr>
+          <w:rStyle w:val="Hyperlink"/>
+          <w:color w:val="auto"/>
+          <w:u w:val="none"/>
+        </w:rPr>
+        <w:br/>
       </w:r>
     </w:p>
     <w:p>
@@ -95,27 +147,25 @@
         <w:pStyle w:val="NormalWeb"/>
       </w:pPr>
       <w:r>
-        <w:t>Hiring Manager</w:t>
-      </w:r>
-      <w:r>
-        <w:br/>
-        <w:t>[Company Name]</w:t>
+        <w:t>Saturday, July 4, 2026</w:t>
       </w:r>
     </w:p>
     <w:p>
       <w:pPr>
         <w:pStyle w:val="NormalWeb"/>
       </w:pPr>
-      <w:r>
-        <w:t>Dear Hiring Manager,</w:t>
-      </w:r>
+      <w:proofErr w:type="spellStart"/>
+      <w:r>
+        <w:t>FloSports</w:t>
+      </w:r>
+      <w:proofErr w:type="spellEnd"/>
     </w:p>
     <w:p>
       <w:pPr>
         <w:pStyle w:val="NormalWeb"/>
       </w:pPr>
       <w:r>
-        <w:t>I am writing to express my interest in opportunities with your organization. With experience in software development, web application design, and delivering scalable business solutions, I am confident in my ability to contribute effectively to your team.</w:t>
+        <w:t>Dear Hiring Manager,</w:t>
       </w:r>
     </w:p>
     <w:p>
@@ -123,7 +173,7 @@
         <w:pStyle w:val="NormalWeb"/>
       </w:pPr>
       <w:r>
-        <w:t>My background includes developing and maintaining applications using technologies such as C#, ASP.NET, Angular, TypeScript, and SQL Server. I also have experience working with Microsoft Power Platform tools, including Power Apps and Power Automate, to streamline business processes and improve operational efficiency. In addition, I have worked with authentication and security solutions such as Azure B2C and Single Sign-On implementations.</w:t>
+        <w:t>I am writing to express my interest in opportunities with your organization. With experience in software development, web application design, and delivering scalable business solutions, I am confident in my ability to contribute effectively to your team.</w:t>
       </w:r>
     </w:p>
     <w:p>
@@ -131,7 +181,7 @@
         <w:pStyle w:val="NormalWeb"/>
       </w:pPr>
       <w:r>
-        <w:t>Throughout my career, I have focused on building reliable, user-friendly applications while collaborating closely with cross-functional teams and stakeholders. I take pride in writing clean, maintainable code, solving complex technical problems, and delivering high-quality solutions that meet both business and customer needs.</w:t>
+        <w:t>My background includes developing and maintaining applications using technologies such as C#, ASP.NET, Angular, TypeScript, and SQL Server. I also have experience working with Microsoft Power Platform tools, including Power Apps and Power Automate, to streamline business processes and improve operational efficiency. In addition, I have worked with authentication and security solutions such as Azure B2C and Single Sign-On implementations.</w:t>
       </w:r>
     </w:p>
     <w:p>
@@ -139,7 +189,7 @@
         <w:pStyle w:val="NormalWeb"/>
       </w:pPr>
       <w:r>
-        <w:t>Beyond technical skills, I bring strong communication abilities, adaptability, and a commitment to continuous learning. I enjoy working in collaborative environments where innovation, teamwork, and professional growth are encouraged.</w:t>
+        <w:t>Throughout my career, I have focused on building reliable, user-friendly applications while collaborating closely with cross-functional teams and stakeholders. I take pride in writing clean, maintainable code, solving complex technical problems, and delivering high-quality solutions that meet both business and customer needs.</w:t>
       </w:r>
     </w:p>
     <w:p>
@@ -147,7 +197,7 @@
         <w:pStyle w:val="NormalWeb"/>
       </w:pPr>
       <w:r>
-        <w:t>I would welcome the opportunity to discuss how my experience and skills align with your team’s needs. Thank you for your time and consideration. I look forward to hearing from you.</w:t>
+        <w:t>Beyond technical skills, I bring strong communication abilities, adaptability, and a commitment to continuous learning. I enjoy working in collaborative environments where innovation, teamwork, and professional growth are encouraged.</w:t>
       </w:r>
     </w:p>
     <w:p>
@@ -155,12 +205,18 @@
         <w:pStyle w:val="NormalWeb"/>
       </w:pPr>
       <w:r>
+        <w:t>I would welcome the opportunity to discuss how my experience and skills align with your team’s needs. Thank you for your time and consideration. I look forward to hearing from you.</w:t>
+      </w:r>
+    </w:p>
+    <w:p>
+      <w:pPr>
+        <w:pStyle w:val="NormalWeb"/>
+      </w:pPr>
+      <w:r>
         <w:t>Sincerely,</w:t>
       </w:r>
       <w:r>
         <w:br/>
-      </w:r>
-      <w:r>
         <w:t>Michael Wester</w:t>
       </w:r>
     </w:p>
@@ -649,6 +705,18 @@
       <w:shd w:val="clear" w:color="auto" w:fill="E1DFDD"/>
     </w:rPr>
   </w:style>
+  <w:style w:type="character" w:styleId="FollowedHyperlink">
+    <w:name w:val="FollowedHyperlink"/>
+    <w:basedOn w:val="DefaultParagraphFont"/>
+    <w:uiPriority w:val="99"/>
+    <w:semiHidden/>
+    <w:unhideWhenUsed/>
+    <w:rsid w:val="00FD64B4"/>
+    <w:rPr>
+      <w:color w:val="954F72" w:themeColor="followedHyperlink"/>
+      <w:u w:val="single"/>
+    </w:rPr>
+  </w:style>
 </w:styles>
 </file>
 
@@ -945,4 +1013,16 @@
     </a:ext>
   </a:extLst>
 </a:theme>
+</file>
+
+<file path=customXml/item1.xml><?xml version="1.0" encoding="utf-8"?>
+<b:Sources xmlns:b="http://schemas.openxmlformats.org/officeDocument/2006/bibliography" xmlns="http://schemas.openxmlformats.org/officeDocument/2006/bibliography" SelectedStyle="/APASixthEditionOfficeOnline.xsl" StyleName="APA" Version="6"/>
+</file>
+
+<file path=customXml/itemProps1.xml><?xml version="1.0" encoding="utf-8"?>
+<ds:datastoreItem xmlns:ds="http://schemas.openxmlformats.org/officeDocument/2006/customXml" ds:itemID="{D3B58722-FEAE-B84B-8230-E7070F4B7494}">
+  <ds:schemaRefs>
+    <ds:schemaRef ds:uri="http://schemas.openxmlformats.org/officeDocument/2006/bibliography"/>
+  </ds:schemaRefs>
+</ds:datastoreItem>
 </file>